--- a/docs/service/SYSTEM_API_REFERENCE.docx
+++ b/docs/service/SYSTEM_API_REFERENCE.docx
@@ -28,7 +28,7 @@
           <w:color w:val="8A3B1E"/>
           <w:sz w:val="68"/>
         </w:rPr>
-        <w:t>System, Health &amp; Chatbot</w:t>
+        <w:t>System &amp; Health</w:t>
       </w:r>
     </w:p>
     <w:p>
@@ -53,7 +53,7 @@
           <w:color w:val="555555"/>
           <w:sz w:val="22"/>
         </w:rPr>
-        <w:t>Liveness, readiness and the chatbot. `/health` answers without touching the database and `/ready` does not — that difference is the point of having both, so a load balancer can tell a slow database from a dead process. Neither is under /api/v1, and neither needs a token.</w:t>
+        <w:t>Liveness and readiness. `/health` answers without touching the database and `/ready` does not — that difference is the point of having both, so a load balancer can tell a slow database from a dead process. Neither is under /api/v1, and neither needs a token.</w:t>
       </w:r>
     </w:p>
     <w:p/>
@@ -129,7 +129,7 @@
                 <w:color w:val="1A1A1A"/>
                 <w:sz w:val="19"/>
               </w:rPr>
-              <w:t>5</w:t>
+              <w:t>3</w:t>
             </w:r>
           </w:p>
         </w:tc>
@@ -162,7 +162,7 @@
                 <w:color w:val="1A1A1A"/>
                 <w:sz w:val="19"/>
               </w:rPr>
-              <w:t>Health, Root, Chatbot</w:t>
+              <w:t>Health, Root</w:t>
             </w:r>
           </w:p>
         </w:tc>
@@ -228,7 +228,7 @@
                 <w:color w:val="1A1A1A"/>
                 <w:sz w:val="19"/>
               </w:rPr>
-              <w:t>2026-09-23</w:t>
+              <w:t>2026-09-29</w:t>
             </w:r>
           </w:p>
         </w:tc>
@@ -2150,162 +2150,6 @@
           </w:p>
         </w:tc>
       </w:tr>
-      <w:tr>
-        <w:tc>
-          <w:tcPr>
-            <w:tcW w:type="dxa" w:w="936"/>
-          </w:tcPr>
-          <w:p>
-            <w:pPr>
-              <w:spacing w:after="20"/>
-            </w:pPr>
-            <w:r/>
-            <w:r>
-              <w:rPr>
-                <w:b w:val="0"/>
-                <w:color w:val="1A1A1A"/>
-                <w:sz w:val="17"/>
-              </w:rPr>
-              <w:t>POST</w:t>
-            </w:r>
-          </w:p>
-        </w:tc>
-        <w:tc>
-          <w:tcPr>
-            <w:tcW w:type="dxa" w:w="3096"/>
-          </w:tcPr>
-          <w:p>
-            <w:pPr>
-              <w:spacing w:after="20"/>
-            </w:pPr>
-            <w:r/>
-            <w:r>
-              <w:rPr>
-                <w:rFonts w:ascii="Consolas" w:hAnsi="Consolas"/>
-                <w:color w:val="8A3B1E"/>
-                <w:sz w:val="17"/>
-              </w:rPr>
-              <w:t>/api/v1/chat</w:t>
-            </w:r>
-          </w:p>
-        </w:tc>
-        <w:tc>
-          <w:tcPr>
-            <w:tcW w:type="dxa" w:w="3600"/>
-          </w:tcPr>
-          <w:p>
-            <w:pPr>
-              <w:spacing w:after="20"/>
-            </w:pPr>
-            <w:r/>
-            <w:r>
-              <w:rPr>
-                <w:b w:val="0"/>
-                <w:color w:val="1A1A1A"/>
-                <w:sz w:val="17"/>
-              </w:rPr>
-              <w:t>Chat</w:t>
-            </w:r>
-          </w:p>
-        </w:tc>
-        <w:tc>
-          <w:tcPr>
-            <w:tcW w:type="dxa" w:w="2592"/>
-          </w:tcPr>
-          <w:p>
-            <w:pPr>
-              <w:spacing w:after="20"/>
-            </w:pPr>
-            <w:r/>
-            <w:r>
-              <w:rPr>
-                <w:b w:val="0"/>
-                <w:color w:val="1A1A1A"/>
-                <w:sz w:val="17"/>
-              </w:rPr>
-              <w:t>any logged-in user</w:t>
-            </w:r>
-          </w:p>
-        </w:tc>
-      </w:tr>
-      <w:tr>
-        <w:tc>
-          <w:tcPr>
-            <w:tcW w:type="dxa" w:w="936"/>
-          </w:tcPr>
-          <w:p>
-            <w:pPr>
-              <w:spacing w:after="20"/>
-            </w:pPr>
-            <w:r/>
-            <w:r>
-              <w:rPr>
-                <w:b w:val="0"/>
-                <w:color w:val="1A1A1A"/>
-                <w:sz w:val="17"/>
-              </w:rPr>
-              <w:t>POST</w:t>
-            </w:r>
-          </w:p>
-        </w:tc>
-        <w:tc>
-          <w:tcPr>
-            <w:tcW w:type="dxa" w:w="3096"/>
-          </w:tcPr>
-          <w:p>
-            <w:pPr>
-              <w:spacing w:after="20"/>
-            </w:pPr>
-            <w:r/>
-            <w:r>
-              <w:rPr>
-                <w:rFonts w:ascii="Consolas" w:hAnsi="Consolas"/>
-                <w:color w:val="8A3B1E"/>
-                <w:sz w:val="17"/>
-              </w:rPr>
-              <w:t>/api/v1/chat/stream</w:t>
-            </w:r>
-          </w:p>
-        </w:tc>
-        <w:tc>
-          <w:tcPr>
-            <w:tcW w:type="dxa" w:w="3600"/>
-          </w:tcPr>
-          <w:p>
-            <w:pPr>
-              <w:spacing w:after="20"/>
-            </w:pPr>
-            <w:r/>
-            <w:r>
-              <w:rPr>
-                <w:b w:val="0"/>
-                <w:color w:val="1A1A1A"/>
-                <w:sz w:val="17"/>
-              </w:rPr>
-              <w:t>Chat Stream</w:t>
-            </w:r>
-          </w:p>
-        </w:tc>
-        <w:tc>
-          <w:tcPr>
-            <w:tcW w:type="dxa" w:w="2592"/>
-          </w:tcPr>
-          <w:p>
-            <w:pPr>
-              <w:spacing w:after="20"/>
-            </w:pPr>
-            <w:r/>
-            <w:r>
-              <w:rPr>
-                <w:b w:val="0"/>
-                <w:color w:val="1A1A1A"/>
-                <w:sz w:val="17"/>
-              </w:rPr>
-              <w:t>any logged-in user</w:t>
-            </w:r>
-          </w:p>
-        </w:tc>
-      </w:tr>
     </w:tbl>
     <w:p>
       <w:pPr>
@@ -3918,2806 +3762,6 @@
         </w:pBdr>
       </w:pPr>
     </w:p>
-    <w:p>
-      <w:pPr>
-        <w:pStyle w:val="Heading2"/>
-        <w:spacing w:before="280"/>
-      </w:pPr>
-      <w:r>
-        <w:t>Chatbot</w:t>
-      </w:r>
-    </w:p>
-    <w:p>
-      <w:pPr>
-        <w:pStyle w:val="Heading3"/>
-        <w:spacing w:before="200"/>
-      </w:pPr>
-      <w:r>
-        <w:t>POST  /api/v1/chat</w:t>
-      </w:r>
-    </w:p>
-    <w:p>
-      <w:pPr>
-        <w:spacing w:after="120"/>
-      </w:pPr>
-      <w:r>
-        <w:rPr>
-          <w:b/>
-          <w:color w:val="8A3B1E"/>
-          <w:sz w:val="21"/>
-        </w:rPr>
-        <w:t>Chat</w:t>
-      </w:r>
-    </w:p>
-    <w:p>
-      <w:pPr>
-        <w:pStyle w:val="Heading4"/>
-        <w:spacing w:before="160"/>
-      </w:pPr>
-      <w:r>
-        <w:t>What it does</w:t>
-      </w:r>
-    </w:p>
-    <w:p>
-      <w:pPr>
-        <w:spacing w:after="120"/>
-      </w:pPr>
-      <w:r>
-        <w:rPr>
-          <w:b w:val="0"/>
-          <w:color w:val="555555"/>
-          <w:sz w:val="21"/>
-        </w:rPr>
-        <w:t>This route has no notes of its own. Its name and its fields are the whole of what it does.</w:t>
-      </w:r>
-    </w:p>
-    <w:p>
-      <w:pPr>
-        <w:pStyle w:val="Heading4"/>
-        <w:spacing w:before="160"/>
-      </w:pPr>
-      <w:r>
-        <w:t>Who can call it</w:t>
-      </w:r>
-    </w:p>
-    <w:p>
-      <w:pPr>
-        <w:spacing w:after="120"/>
-      </w:pPr>
-      <w:r>
-        <w:rPr>
-          <w:b/>
-          <w:color w:val="1A1A1A"/>
-          <w:sz w:val="21"/>
-        </w:rPr>
-        <w:t>Any logged-in user</w:t>
-      </w:r>
-      <w:r>
-        <w:rPr>
-          <w:b w:val="0"/>
-          <w:color w:val="1A1A1A"/>
-          <w:sz w:val="21"/>
-        </w:rPr>
-        <w:t xml:space="preserve"> with a valid token. There is no role check on this route.</w:t>
-      </w:r>
-    </w:p>
-    <w:p>
-      <w:pPr>
-        <w:spacing w:after="120"/>
-      </w:pPr>
-      <w:r>
-        <w:rPr>
-          <w:b w:val="0"/>
-          <w:color w:val="555555"/>
-          <w:sz w:val="19"/>
-        </w:rPr>
-        <w:t xml:space="preserve">The legacy </w:t>
-      </w:r>
-      <w:r>
-        <w:rPr>
-          <w:rFonts w:ascii="Consolas" w:hAnsi="Consolas"/>
-          <w:color w:val="8A3B1E"/>
-          <w:sz w:val="19"/>
-        </w:rPr>
-        <w:t>employee</w:t>
-      </w:r>
-      <w:r>
-        <w:rPr>
-          <w:b w:val="0"/>
-          <w:color w:val="555555"/>
-          <w:sz w:val="19"/>
-        </w:rPr>
-        <w:t xml:space="preserve"> role is blocked on this router.</w:t>
-      </w:r>
-    </w:p>
-    <w:p>
-      <w:pPr>
-        <w:pStyle w:val="Heading4"/>
-        <w:spacing w:before="160"/>
-      </w:pPr>
-      <w:r>
-        <w:t>Request body</w:t>
-      </w:r>
-    </w:p>
-    <w:p>
-      <w:pPr>
-        <w:spacing w:after="120"/>
-      </w:pPr>
-      <w:r>
-        <w:rPr>
-          <w:b w:val="0"/>
-          <w:color w:val="1A1A1A"/>
-          <w:sz w:val="21"/>
-        </w:rPr>
-        <w:t xml:space="preserve">Content-Type: </w:t>
-      </w:r>
-      <w:r>
-        <w:rPr>
-          <w:rFonts w:ascii="Consolas" w:hAnsi="Consolas"/>
-          <w:color w:val="8A3B1E"/>
-          <w:sz w:val="21"/>
-        </w:rPr>
-        <w:t>application/json</w:t>
-      </w:r>
-      <w:r>
-        <w:rPr>
-          <w:b w:val="0"/>
-          <w:color w:val="1A1A1A"/>
-          <w:sz w:val="21"/>
-        </w:rPr>
-        <w:t xml:space="preserve">  ·  </w:t>
-      </w:r>
-      <w:r>
-        <w:rPr>
-          <w:b/>
-          <w:color w:val="1A1A1A"/>
-          <w:sz w:val="21"/>
-        </w:rPr>
-        <w:t>required</w:t>
-      </w:r>
-    </w:p>
-    <w:tbl>
-      <w:tblPr>
-        <w:tblStyle w:val="TableGrid"/>
-        <w:tblW w:type="auto" w:w="0"/>
-        <w:tblLayout w:type="autofit"/>
-        <w:tblLook w:firstColumn="1" w:firstRow="1" w:lastColumn="0" w:lastRow="0" w:noHBand="0" w:noVBand="1" w:val="04A0"/>
-      </w:tblPr>
-      <w:tblGrid>
-        <w:gridCol w:w="2448"/>
-        <w:gridCol w:w="2448"/>
-        <w:gridCol w:w="2448"/>
-        <w:gridCol w:w="2448"/>
-      </w:tblGrid>
-      <w:tr>
-        <w:trPr>
-          <w:tblHeader w:val="true"/>
-        </w:trPr>
-        <w:tc>
-          <w:tcPr>
-            <w:tcW w:type="dxa" w:w="2736"/>
-            <w:shd w:val="clear" w:color="auto" w:fill="EDE7E2"/>
-          </w:tcPr>
-          <w:p>
-            <w:r/>
-            <w:r>
-              <w:rPr>
-                <w:b/>
-                <w:color w:val="1A1A1A"/>
-                <w:sz w:val="18"/>
-              </w:rPr>
-              <w:t>Field</w:t>
-            </w:r>
-          </w:p>
-        </w:tc>
-        <w:tc>
-          <w:tcPr>
-            <w:tcW w:type="dxa" w:w="1944"/>
-            <w:shd w:val="clear" w:color="auto" w:fill="EDE7E2"/>
-          </w:tcPr>
-          <w:p>
-            <w:r/>
-            <w:r>
-              <w:rPr>
-                <w:b/>
-                <w:color w:val="1A1A1A"/>
-                <w:sz w:val="18"/>
-              </w:rPr>
-              <w:t>Type</w:t>
-            </w:r>
-          </w:p>
-        </w:tc>
-        <w:tc>
-          <w:tcPr>
-            <w:tcW w:type="dxa" w:w="1080"/>
-            <w:shd w:val="clear" w:color="auto" w:fill="EDE7E2"/>
-          </w:tcPr>
-          <w:p>
-            <w:r/>
-            <w:r>
-              <w:rPr>
-                <w:b/>
-                <w:color w:val="1A1A1A"/>
-                <w:sz w:val="18"/>
-              </w:rPr>
-              <w:t>Required</w:t>
-            </w:r>
-          </w:p>
-        </w:tc>
-        <w:tc>
-          <w:tcPr>
-            <w:tcW w:type="dxa" w:w="4464"/>
-            <w:shd w:val="clear" w:color="auto" w:fill="EDE7E2"/>
-          </w:tcPr>
-          <w:p>
-            <w:r/>
-            <w:r>
-              <w:rPr>
-                <w:b/>
-                <w:color w:val="1A1A1A"/>
-                <w:sz w:val="18"/>
-              </w:rPr>
-              <w:t>Meaning</w:t>
-            </w:r>
-          </w:p>
-        </w:tc>
-      </w:tr>
-      <w:tr>
-        <w:tc>
-          <w:tcPr>
-            <w:tcW w:type="dxa" w:w="2736"/>
-          </w:tcPr>
-          <w:p>
-            <w:pPr>
-              <w:spacing w:after="20"/>
-            </w:pPr>
-            <w:r/>
-            <w:r>
-              <w:rPr>
-                <w:rFonts w:ascii="Consolas" w:hAnsi="Consolas"/>
-                <w:color w:val="8A3B1E"/>
-                <w:sz w:val="18"/>
-              </w:rPr>
-              <w:t>question</w:t>
-            </w:r>
-          </w:p>
-        </w:tc>
-        <w:tc>
-          <w:tcPr>
-            <w:tcW w:type="dxa" w:w="1944"/>
-          </w:tcPr>
-          <w:p>
-            <w:pPr>
-              <w:spacing w:after="20"/>
-            </w:pPr>
-            <w:r/>
-            <w:r>
-              <w:rPr>
-                <w:b w:val="0"/>
-                <w:color w:val="1A1A1A"/>
-                <w:sz w:val="18"/>
-              </w:rPr>
-              <w:t>string</w:t>
-            </w:r>
-          </w:p>
-        </w:tc>
-        <w:tc>
-          <w:tcPr>
-            <w:tcW w:type="dxa" w:w="1080"/>
-          </w:tcPr>
-          <w:p>
-            <w:pPr>
-              <w:spacing w:after="20"/>
-            </w:pPr>
-            <w:r/>
-            <w:r>
-              <w:rPr>
-                <w:b w:val="0"/>
-                <w:color w:val="1A1A1A"/>
-                <w:sz w:val="18"/>
-              </w:rPr>
-              <w:t>yes</w:t>
-            </w:r>
-          </w:p>
-        </w:tc>
-        <w:tc>
-          <w:tcPr>
-            <w:tcW w:type="dxa" w:w="4464"/>
-          </w:tcPr>
-          <w:p>
-            <w:pPr>
-              <w:spacing w:after="20"/>
-            </w:pPr>
-            <w:r/>
-          </w:p>
-        </w:tc>
-      </w:tr>
-      <w:tr>
-        <w:tc>
-          <w:tcPr>
-            <w:tcW w:type="dxa" w:w="2736"/>
-          </w:tcPr>
-          <w:p>
-            <w:pPr>
-              <w:spacing w:after="20"/>
-            </w:pPr>
-            <w:r/>
-            <w:r>
-              <w:rPr>
-                <w:rFonts w:ascii="Consolas" w:hAnsi="Consolas"/>
-                <w:color w:val="8A3B1E"/>
-                <w:sz w:val="18"/>
-              </w:rPr>
-              <w:t>use_llm</w:t>
-            </w:r>
-          </w:p>
-        </w:tc>
-        <w:tc>
-          <w:tcPr>
-            <w:tcW w:type="dxa" w:w="1944"/>
-          </w:tcPr>
-          <w:p>
-            <w:pPr>
-              <w:spacing w:after="20"/>
-            </w:pPr>
-            <w:r/>
-            <w:r>
-              <w:rPr>
-                <w:b w:val="0"/>
-                <w:color w:val="1A1A1A"/>
-                <w:sz w:val="18"/>
-              </w:rPr>
-              <w:t>boolean</w:t>
-            </w:r>
-          </w:p>
-        </w:tc>
-        <w:tc>
-          <w:tcPr>
-            <w:tcW w:type="dxa" w:w="1080"/>
-          </w:tcPr>
-          <w:p>
-            <w:pPr>
-              <w:spacing w:after="20"/>
-            </w:pPr>
-            <w:r/>
-            <w:r>
-              <w:rPr>
-                <w:b w:val="0"/>
-                <w:color w:val="1A1A1A"/>
-                <w:sz w:val="18"/>
-              </w:rPr>
-              <w:t>no</w:t>
-            </w:r>
-          </w:p>
-        </w:tc>
-        <w:tc>
-          <w:tcPr>
-            <w:tcW w:type="dxa" w:w="4464"/>
-          </w:tcPr>
-          <w:p>
-            <w:pPr>
-              <w:spacing w:after="20"/>
-            </w:pPr>
-            <w:r/>
-            <w:r>
-              <w:rPr>
-                <w:b w:val="0"/>
-                <w:color w:val="1A1A1A"/>
-                <w:sz w:val="18"/>
-              </w:rPr>
-              <w:t xml:space="preserve">Default </w:t>
-            </w:r>
-            <w:r>
-              <w:rPr>
-                <w:rFonts w:ascii="Consolas" w:hAnsi="Consolas"/>
-                <w:color w:val="8A3B1E"/>
-                <w:sz w:val="18"/>
-              </w:rPr>
-              <w:t>False</w:t>
-            </w:r>
-            <w:r>
-              <w:rPr>
-                <w:b w:val="0"/>
-                <w:color w:val="1A1A1A"/>
-                <w:sz w:val="18"/>
-              </w:rPr>
-              <w:t>.</w:t>
-            </w:r>
-          </w:p>
-        </w:tc>
-      </w:tr>
-    </w:tbl>
-    <w:p>
-      <w:pPr>
-        <w:spacing w:after="0"/>
-      </w:pPr>
-    </w:p>
-    <w:p>
-      <w:pPr>
-        <w:spacing w:after="120"/>
-      </w:pPr>
-      <w:r>
-        <w:rPr>
-          <w:b/>
-          <w:color w:val="1A1A1A"/>
-          <w:sz w:val="21"/>
-        </w:rPr>
-        <w:t>Example body</w:t>
-      </w:r>
-    </w:p>
-    <w:tbl>
-      <w:tblPr>
-        <w:tblStyle w:val="TableGrid"/>
-        <w:tblW w:type="auto" w:w="0"/>
-        <w:tblLook w:firstColumn="1" w:firstRow="1" w:lastColumn="0" w:lastRow="0" w:noHBand="0" w:noVBand="1" w:val="04A0"/>
-      </w:tblPr>
-      <w:tblGrid>
-        <w:gridCol w:w="9792"/>
-      </w:tblGrid>
-      <w:tr>
-        <w:tc>
-          <w:tcPr>
-            <w:tcW w:type="dxa" w:w="9792"/>
-            <w:shd w:val="clear" w:color="auto" w:fill="F4F4F4"/>
-          </w:tcPr>
-          <w:p>
-            <w:pPr>
-              <w:spacing w:after="0" w:line="240" w:lineRule="auto"/>
-            </w:pPr>
-            <w:r/>
-            <w:r>
-              <w:rPr>
-                <w:rFonts w:ascii="Consolas" w:hAnsi="Consolas"/>
-                <w:sz w:val="17"/>
-              </w:rPr>
-              <w:t>{</w:t>
-            </w:r>
-          </w:p>
-          <w:p>
-            <w:pPr>
-              <w:spacing w:after="0" w:line="240" w:lineRule="auto"/>
-            </w:pPr>
-            <w:r>
-              <w:rPr>
-                <w:rFonts w:ascii="Consolas" w:hAnsi="Consolas"/>
-                <w:sz w:val="17"/>
-              </w:rPr>
-              <w:t xml:space="preserve">  "question": "string",</w:t>
-            </w:r>
-          </w:p>
-          <w:p>
-            <w:pPr>
-              <w:spacing w:after="0" w:line="240" w:lineRule="auto"/>
-            </w:pPr>
-            <w:r>
-              <w:rPr>
-                <w:rFonts w:ascii="Consolas" w:hAnsi="Consolas"/>
-                <w:sz w:val="17"/>
-              </w:rPr>
-              <w:t xml:space="preserve">  "use_llm": false</w:t>
-            </w:r>
-          </w:p>
-          <w:p>
-            <w:pPr>
-              <w:spacing w:after="0" w:line="240" w:lineRule="auto"/>
-            </w:pPr>
-            <w:r>
-              <w:rPr>
-                <w:rFonts w:ascii="Consolas" w:hAnsi="Consolas"/>
-                <w:sz w:val="17"/>
-              </w:rPr>
-              <w:t>}</w:t>
-            </w:r>
-          </w:p>
-        </w:tc>
-      </w:tr>
-    </w:tbl>
-    <w:p>
-      <w:pPr>
-        <w:spacing w:after="0"/>
-      </w:pPr>
-    </w:p>
-    <w:p>
-      <w:pPr>
-        <w:pStyle w:val="Heading4"/>
-        <w:spacing w:before="160"/>
-      </w:pPr>
-      <w:r>
-        <w:t>Response</w:t>
-      </w:r>
-    </w:p>
-    <w:p>
-      <w:pPr>
-        <w:spacing w:after="120"/>
-      </w:pPr>
-      <w:r>
-        <w:rPr>
-          <w:b/>
-          <w:color w:val="1A1A1A"/>
-          <w:sz w:val="21"/>
-        </w:rPr>
-        <w:t>200</w:t>
-      </w:r>
-      <w:r>
-        <w:rPr>
-          <w:b w:val="0"/>
-          <w:color w:val="1A1A1A"/>
-          <w:sz w:val="21"/>
-        </w:rPr>
-        <w:t xml:space="preserve"> — OK — the call worked.</w:t>
-      </w:r>
-    </w:p>
-    <w:tbl>
-      <w:tblPr>
-        <w:tblStyle w:val="TableGrid"/>
-        <w:tblW w:type="auto" w:w="0"/>
-        <w:tblLayout w:type="autofit"/>
-        <w:tblLook w:firstColumn="1" w:firstRow="1" w:lastColumn="0" w:lastRow="0" w:noHBand="0" w:noVBand="1" w:val="04A0"/>
-      </w:tblPr>
-      <w:tblGrid>
-        <w:gridCol w:w="3264"/>
-        <w:gridCol w:w="3264"/>
-        <w:gridCol w:w="3264"/>
-      </w:tblGrid>
-      <w:tr>
-        <w:trPr>
-          <w:tblHeader w:val="true"/>
-        </w:trPr>
-        <w:tc>
-          <w:tcPr>
-            <w:tcW w:type="dxa" w:w="3024"/>
-            <w:shd w:val="clear" w:color="auto" w:fill="EDE7E2"/>
-          </w:tcPr>
-          <w:p>
-            <w:r/>
-            <w:r>
-              <w:rPr>
-                <w:b/>
-                <w:color w:val="1A1A1A"/>
-                <w:sz w:val="18"/>
-              </w:rPr>
-              <w:t>Field</w:t>
-            </w:r>
-          </w:p>
-        </w:tc>
-        <w:tc>
-          <w:tcPr>
-            <w:tcW w:type="dxa" w:w="2160"/>
-            <w:shd w:val="clear" w:color="auto" w:fill="EDE7E2"/>
-          </w:tcPr>
-          <w:p>
-            <w:r/>
-            <w:r>
-              <w:rPr>
-                <w:b/>
-                <w:color w:val="1A1A1A"/>
-                <w:sz w:val="18"/>
-              </w:rPr>
-              <w:t>Type</w:t>
-            </w:r>
-          </w:p>
-        </w:tc>
-        <w:tc>
-          <w:tcPr>
-            <w:tcW w:type="dxa" w:w="5040"/>
-            <w:shd w:val="clear" w:color="auto" w:fill="EDE7E2"/>
-          </w:tcPr>
-          <w:p>
-            <w:r/>
-            <w:r>
-              <w:rPr>
-                <w:b/>
-                <w:color w:val="1A1A1A"/>
-                <w:sz w:val="18"/>
-              </w:rPr>
-              <w:t>Meaning</w:t>
-            </w:r>
-          </w:p>
-        </w:tc>
-      </w:tr>
-      <w:tr>
-        <w:tc>
-          <w:tcPr>
-            <w:tcW w:type="dxa" w:w="3024"/>
-          </w:tcPr>
-          <w:p>
-            <w:pPr>
-              <w:spacing w:after="20"/>
-            </w:pPr>
-            <w:r/>
-            <w:r>
-              <w:rPr>
-                <w:rFonts w:ascii="Consolas" w:hAnsi="Consolas"/>
-                <w:color w:val="8A3B1E"/>
-                <w:sz w:val="18"/>
-              </w:rPr>
-              <w:t>answer</w:t>
-            </w:r>
-          </w:p>
-        </w:tc>
-        <w:tc>
-          <w:tcPr>
-            <w:tcW w:type="dxa" w:w="2160"/>
-          </w:tcPr>
-          <w:p>
-            <w:pPr>
-              <w:spacing w:after="20"/>
-            </w:pPr>
-            <w:r/>
-            <w:r>
-              <w:rPr>
-                <w:b w:val="0"/>
-                <w:color w:val="1A1A1A"/>
-                <w:sz w:val="18"/>
-              </w:rPr>
-              <w:t>string</w:t>
-            </w:r>
-          </w:p>
-        </w:tc>
-        <w:tc>
-          <w:tcPr>
-            <w:tcW w:type="dxa" w:w="5040"/>
-          </w:tcPr>
-          <w:p>
-            <w:pPr>
-              <w:spacing w:after="20"/>
-            </w:pPr>
-            <w:r/>
-          </w:p>
-        </w:tc>
-      </w:tr>
-      <w:tr>
-        <w:tc>
-          <w:tcPr>
-            <w:tcW w:type="dxa" w:w="3024"/>
-          </w:tcPr>
-          <w:p>
-            <w:pPr>
-              <w:spacing w:after="20"/>
-            </w:pPr>
-            <w:r/>
-            <w:r>
-              <w:rPr>
-                <w:rFonts w:ascii="Consolas" w:hAnsi="Consolas"/>
-                <w:color w:val="8A3B1E"/>
-                <w:sz w:val="18"/>
-              </w:rPr>
-              <w:t>tool</w:t>
-            </w:r>
-          </w:p>
-        </w:tc>
-        <w:tc>
-          <w:tcPr>
-            <w:tcW w:type="dxa" w:w="2160"/>
-          </w:tcPr>
-          <w:p>
-            <w:pPr>
-              <w:spacing w:after="20"/>
-            </w:pPr>
-            <w:r/>
-            <w:r>
-              <w:rPr>
-                <w:b w:val="0"/>
-                <w:color w:val="1A1A1A"/>
-                <w:sz w:val="18"/>
-              </w:rPr>
-              <w:t>string or null</w:t>
-            </w:r>
-          </w:p>
-        </w:tc>
-        <w:tc>
-          <w:tcPr>
-            <w:tcW w:type="dxa" w:w="5040"/>
-          </w:tcPr>
-          <w:p>
-            <w:pPr>
-              <w:spacing w:after="20"/>
-            </w:pPr>
-            <w:r/>
-          </w:p>
-        </w:tc>
-      </w:tr>
-      <w:tr>
-        <w:tc>
-          <w:tcPr>
-            <w:tcW w:type="dxa" w:w="3024"/>
-          </w:tcPr>
-          <w:p>
-            <w:pPr>
-              <w:spacing w:after="20"/>
-            </w:pPr>
-            <w:r/>
-            <w:r>
-              <w:rPr>
-                <w:rFonts w:ascii="Consolas" w:hAnsi="Consolas"/>
-                <w:color w:val="8A3B1E"/>
-                <w:sz w:val="18"/>
-              </w:rPr>
-              <w:t>data</w:t>
-            </w:r>
-          </w:p>
-        </w:tc>
-        <w:tc>
-          <w:tcPr>
-            <w:tcW w:type="dxa" w:w="2160"/>
-          </w:tcPr>
-          <w:p>
-            <w:pPr>
-              <w:spacing w:after="20"/>
-            </w:pPr>
-            <w:r/>
-            <w:r>
-              <w:rPr>
-                <w:b w:val="0"/>
-                <w:color w:val="1A1A1A"/>
-                <w:sz w:val="18"/>
-              </w:rPr>
-              <w:t>object or null</w:t>
-            </w:r>
-          </w:p>
-        </w:tc>
-        <w:tc>
-          <w:tcPr>
-            <w:tcW w:type="dxa" w:w="5040"/>
-          </w:tcPr>
-          <w:p>
-            <w:pPr>
-              <w:spacing w:after="20"/>
-            </w:pPr>
-            <w:r/>
-          </w:p>
-        </w:tc>
-      </w:tr>
-    </w:tbl>
-    <w:p>
-      <w:pPr>
-        <w:spacing w:after="0"/>
-      </w:pPr>
-    </w:p>
-    <w:p>
-      <w:pPr>
-        <w:spacing w:after="120"/>
-      </w:pPr>
-      <w:r>
-        <w:rPr>
-          <w:b/>
-          <w:color w:val="1A1A1A"/>
-          <w:sz w:val="21"/>
-        </w:rPr>
-        <w:t>Example response</w:t>
-      </w:r>
-    </w:p>
-    <w:tbl>
-      <w:tblPr>
-        <w:tblStyle w:val="TableGrid"/>
-        <w:tblW w:type="auto" w:w="0"/>
-        <w:tblLook w:firstColumn="1" w:firstRow="1" w:lastColumn="0" w:lastRow="0" w:noHBand="0" w:noVBand="1" w:val="04A0"/>
-      </w:tblPr>
-      <w:tblGrid>
-        <w:gridCol w:w="9792"/>
-      </w:tblGrid>
-      <w:tr>
-        <w:tc>
-          <w:tcPr>
-            <w:tcW w:type="dxa" w:w="9792"/>
-            <w:shd w:val="clear" w:color="auto" w:fill="F4F4F4"/>
-          </w:tcPr>
-          <w:p>
-            <w:pPr>
-              <w:spacing w:after="0" w:line="240" w:lineRule="auto"/>
-            </w:pPr>
-            <w:r/>
-            <w:r>
-              <w:rPr>
-                <w:rFonts w:ascii="Consolas" w:hAnsi="Consolas"/>
-                <w:sz w:val="17"/>
-              </w:rPr>
-              <w:t>{</w:t>
-            </w:r>
-          </w:p>
-          <w:p>
-            <w:pPr>
-              <w:spacing w:after="0" w:line="240" w:lineRule="auto"/>
-            </w:pPr>
-            <w:r>
-              <w:rPr>
-                <w:rFonts w:ascii="Consolas" w:hAnsi="Consolas"/>
-                <w:sz w:val="17"/>
-              </w:rPr>
-              <w:t xml:space="preserve">  "answer": "string",</w:t>
-            </w:r>
-          </w:p>
-          <w:p>
-            <w:pPr>
-              <w:spacing w:after="0" w:line="240" w:lineRule="auto"/>
-            </w:pPr>
-            <w:r>
-              <w:rPr>
-                <w:rFonts w:ascii="Consolas" w:hAnsi="Consolas"/>
-                <w:sz w:val="17"/>
-              </w:rPr>
-              <w:t xml:space="preserve">  "tool": "string",</w:t>
-            </w:r>
-          </w:p>
-          <w:p>
-            <w:pPr>
-              <w:spacing w:after="0" w:line="240" w:lineRule="auto"/>
-            </w:pPr>
-            <w:r>
-              <w:rPr>
-                <w:rFonts w:ascii="Consolas" w:hAnsi="Consolas"/>
-                <w:sz w:val="17"/>
-              </w:rPr>
-              <w:t xml:space="preserve">  "data": {}</w:t>
-            </w:r>
-          </w:p>
-          <w:p>
-            <w:pPr>
-              <w:spacing w:after="0" w:line="240" w:lineRule="auto"/>
-            </w:pPr>
-            <w:r>
-              <w:rPr>
-                <w:rFonts w:ascii="Consolas" w:hAnsi="Consolas"/>
-                <w:sz w:val="17"/>
-              </w:rPr>
-              <w:t>}</w:t>
-            </w:r>
-          </w:p>
-        </w:tc>
-      </w:tr>
-    </w:tbl>
-    <w:p>
-      <w:pPr>
-        <w:spacing w:after="0"/>
-      </w:pPr>
-    </w:p>
-    <w:p>
-      <w:pPr>
-        <w:spacing w:after="120"/>
-      </w:pPr>
-      <w:r>
-        <w:rPr>
-          <w:b/>
-          <w:color w:val="1A1A1A"/>
-          <w:sz w:val="21"/>
-        </w:rPr>
-        <w:t>Errors</w:t>
-      </w:r>
-    </w:p>
-    <w:tbl>
-      <w:tblPr>
-        <w:tblStyle w:val="TableGrid"/>
-        <w:tblW w:type="auto" w:w="0"/>
-        <w:tblLayout w:type="autofit"/>
-        <w:tblLook w:firstColumn="1" w:firstRow="1" w:lastColumn="0" w:lastRow="0" w:noHBand="0" w:noVBand="1" w:val="04A0"/>
-      </w:tblPr>
-      <w:tblGrid>
-        <w:gridCol w:w="4896"/>
-        <w:gridCol w:w="4896"/>
-      </w:tblGrid>
-      <w:tr>
-        <w:trPr>
-          <w:tblHeader w:val="true"/>
-        </w:trPr>
-        <w:tc>
-          <w:tcPr>
-            <w:tcW w:type="dxa" w:w="1296"/>
-            <w:shd w:val="clear" w:color="auto" w:fill="EDE7E2"/>
-          </w:tcPr>
-          <w:p>
-            <w:r/>
-            <w:r>
-              <w:rPr>
-                <w:b/>
-                <w:color w:val="1A1A1A"/>
-                <w:sz w:val="18"/>
-              </w:rPr>
-              <w:t>Status</w:t>
-            </w:r>
-          </w:p>
-        </w:tc>
-        <w:tc>
-          <w:tcPr>
-            <w:tcW w:type="dxa" w:w="8928"/>
-            <w:shd w:val="clear" w:color="auto" w:fill="EDE7E2"/>
-          </w:tcPr>
-          <w:p>
-            <w:r/>
-            <w:r>
-              <w:rPr>
-                <w:b/>
-                <w:color w:val="1A1A1A"/>
-                <w:sz w:val="18"/>
-              </w:rPr>
-              <w:t>What it means</w:t>
-            </w:r>
-          </w:p>
-        </w:tc>
-      </w:tr>
-      <w:tr>
-        <w:tc>
-          <w:tcPr>
-            <w:tcW w:type="dxa" w:w="1296"/>
-          </w:tcPr>
-          <w:p>
-            <w:pPr>
-              <w:spacing w:after="20"/>
-            </w:pPr>
-            <w:r/>
-            <w:r>
-              <w:rPr>
-                <w:b w:val="0"/>
-                <w:color w:val="1A1A1A"/>
-                <w:sz w:val="18"/>
-              </w:rPr>
-              <w:t>401</w:t>
-            </w:r>
-          </w:p>
-        </w:tc>
-        <w:tc>
-          <w:tcPr>
-            <w:tcW w:type="dxa" w:w="8928"/>
-          </w:tcPr>
-          <w:p>
-            <w:pPr>
-              <w:spacing w:after="20"/>
-            </w:pPr>
-            <w:r/>
-            <w:r>
-              <w:rPr>
-                <w:b w:val="0"/>
-                <w:color w:val="1A1A1A"/>
-                <w:sz w:val="18"/>
-              </w:rPr>
-              <w:t>Not logged in — the token is missing, wrong or expired.</w:t>
-            </w:r>
-          </w:p>
-        </w:tc>
-      </w:tr>
-      <w:tr>
-        <w:tc>
-          <w:tcPr>
-            <w:tcW w:type="dxa" w:w="1296"/>
-          </w:tcPr>
-          <w:p>
-            <w:pPr>
-              <w:spacing w:after="20"/>
-            </w:pPr>
-            <w:r/>
-            <w:r>
-              <w:rPr>
-                <w:b w:val="0"/>
-                <w:color w:val="1A1A1A"/>
-                <w:sz w:val="18"/>
-              </w:rPr>
-              <w:t>422</w:t>
-            </w:r>
-          </w:p>
-        </w:tc>
-        <w:tc>
-          <w:tcPr>
-            <w:tcW w:type="dxa" w:w="8928"/>
-          </w:tcPr>
-          <w:p>
-            <w:pPr>
-              <w:spacing w:after="20"/>
-            </w:pPr>
-            <w:r/>
-            <w:r>
-              <w:rPr>
-                <w:b w:val="0"/>
-                <w:color w:val="1A1A1A"/>
-                <w:sz w:val="18"/>
-              </w:rPr>
-              <w:t>Validation error — a field is missing or has the wrong type.</w:t>
-            </w:r>
-          </w:p>
-        </w:tc>
-      </w:tr>
-    </w:tbl>
-    <w:p>
-      <w:pPr>
-        <w:spacing w:after="0"/>
-      </w:pPr>
-    </w:p>
-    <w:p>
-      <w:pPr>
-        <w:spacing w:after="120"/>
-      </w:pPr>
-      <w:r>
-        <w:rPr>
-          <w:b w:val="0"/>
-          <w:color w:val="555555"/>
-          <w:sz w:val="19"/>
-        </w:rPr>
-        <w:t xml:space="preserve">Every error body is </w:t>
-      </w:r>
-      <w:r>
-        <w:rPr>
-          <w:rFonts w:ascii="Consolas" w:hAnsi="Consolas"/>
-          <w:color w:val="8A3B1E"/>
-          <w:sz w:val="19"/>
-        </w:rPr>
-        <w:t>{"detail": "...", "request_id": "..."}</w:t>
-      </w:r>
-      <w:r>
-        <w:rPr>
-          <w:b w:val="0"/>
-          <w:color w:val="555555"/>
-          <w:sz w:val="19"/>
-        </w:rPr>
-        <w:t xml:space="preserve">. Quote the </w:t>
-      </w:r>
-      <w:r>
-        <w:rPr>
-          <w:rFonts w:ascii="Consolas" w:hAnsi="Consolas"/>
-          <w:color w:val="8A3B1E"/>
-          <w:sz w:val="19"/>
-        </w:rPr>
-        <w:t>request_id</w:t>
-      </w:r>
-      <w:r>
-        <w:rPr>
-          <w:b w:val="0"/>
-          <w:color w:val="555555"/>
-          <w:sz w:val="19"/>
-        </w:rPr>
-        <w:t xml:space="preserve"> when you report a problem.</w:t>
-      </w:r>
-    </w:p>
-    <w:p>
-      <w:pPr>
-        <w:pStyle w:val="Heading4"/>
-        <w:spacing w:before="160"/>
-      </w:pPr>
-      <w:r>
-        <w:t>Try it with cURL</w:t>
-      </w:r>
-    </w:p>
-    <w:tbl>
-      <w:tblPr>
-        <w:tblStyle w:val="TableGrid"/>
-        <w:tblW w:type="auto" w:w="0"/>
-        <w:tblLook w:firstColumn="1" w:firstRow="1" w:lastColumn="0" w:lastRow="0" w:noHBand="0" w:noVBand="1" w:val="04A0"/>
-      </w:tblPr>
-      <w:tblGrid>
-        <w:gridCol w:w="9792"/>
-      </w:tblGrid>
-      <w:tr>
-        <w:tc>
-          <w:tcPr>
-            <w:tcW w:type="dxa" w:w="9792"/>
-            <w:shd w:val="clear" w:color="auto" w:fill="F4F4F4"/>
-          </w:tcPr>
-          <w:p>
-            <w:pPr>
-              <w:spacing w:after="0" w:line="240" w:lineRule="auto"/>
-            </w:pPr>
-            <w:r/>
-            <w:r>
-              <w:rPr>
-                <w:rFonts w:ascii="Consolas" w:hAnsi="Consolas"/>
-                <w:sz w:val="17"/>
-              </w:rPr>
-              <w:t>curl -X POST "http://127.0.0.1:8000/api/v1/chat" \</w:t>
-            </w:r>
-          </w:p>
-          <w:p>
-            <w:pPr>
-              <w:spacing w:after="0" w:line="240" w:lineRule="auto"/>
-            </w:pPr>
-            <w:r>
-              <w:rPr>
-                <w:rFonts w:ascii="Consolas" w:hAnsi="Consolas"/>
-                <w:sz w:val="17"/>
-              </w:rPr>
-              <w:t xml:space="preserve">  -H "Authorization: Bearer $TOKEN" \</w:t>
-            </w:r>
-          </w:p>
-          <w:p>
-            <w:pPr>
-              <w:spacing w:after="0" w:line="240" w:lineRule="auto"/>
-            </w:pPr>
-            <w:r>
-              <w:rPr>
-                <w:rFonts w:ascii="Consolas" w:hAnsi="Consolas"/>
-                <w:sz w:val="17"/>
-              </w:rPr>
-              <w:t xml:space="preserve">  -H "Content-Type: application/json" \</w:t>
-            </w:r>
-          </w:p>
-          <w:p>
-            <w:pPr>
-              <w:spacing w:after="0" w:line="240" w:lineRule="auto"/>
-            </w:pPr>
-            <w:r>
-              <w:rPr>
-                <w:rFonts w:ascii="Consolas" w:hAnsi="Consolas"/>
-                <w:sz w:val="17"/>
-              </w:rPr>
-              <w:t xml:space="preserve">  -d '{</w:t>
-            </w:r>
-          </w:p>
-          <w:p>
-            <w:pPr>
-              <w:spacing w:after="0" w:line="240" w:lineRule="auto"/>
-            </w:pPr>
-            <w:r>
-              <w:rPr>
-                <w:rFonts w:ascii="Consolas" w:hAnsi="Consolas"/>
-                <w:sz w:val="17"/>
-              </w:rPr>
-              <w:t xml:space="preserve">  "question": "string",</w:t>
-            </w:r>
-          </w:p>
-          <w:p>
-            <w:pPr>
-              <w:spacing w:after="0" w:line="240" w:lineRule="auto"/>
-            </w:pPr>
-            <w:r>
-              <w:rPr>
-                <w:rFonts w:ascii="Consolas" w:hAnsi="Consolas"/>
-                <w:sz w:val="17"/>
-              </w:rPr>
-              <w:t xml:space="preserve">  "use_llm": false</w:t>
-            </w:r>
-          </w:p>
-          <w:p>
-            <w:pPr>
-              <w:spacing w:after="0" w:line="240" w:lineRule="auto"/>
-            </w:pPr>
-            <w:r>
-              <w:rPr>
-                <w:rFonts w:ascii="Consolas" w:hAnsi="Consolas"/>
-                <w:sz w:val="17"/>
-              </w:rPr>
-              <w:t>}'</w:t>
-            </w:r>
-          </w:p>
-        </w:tc>
-      </w:tr>
-    </w:tbl>
-    <w:p>
-      <w:pPr>
-        <w:spacing w:after="0"/>
-      </w:pPr>
-    </w:p>
-    <w:p>
-      <w:pPr>
-        <w:spacing w:after="40"/>
-        <w:pBdr>
-          <w:bottom w:val="single" w:sz="6" w:color="CCCCCC"/>
-        </w:pBdr>
-      </w:pPr>
-    </w:p>
-    <w:p>
-      <w:pPr>
-        <w:pStyle w:val="Heading3"/>
-        <w:spacing w:before="200"/>
-      </w:pPr>
-      <w:r>
-        <w:t>POST  /api/v1/chat/stream</w:t>
-      </w:r>
-    </w:p>
-    <w:p>
-      <w:pPr>
-        <w:spacing w:after="120"/>
-      </w:pPr>
-      <w:r>
-        <w:rPr>
-          <w:b/>
-          <w:color w:val="8A3B1E"/>
-          <w:sz w:val="21"/>
-        </w:rPr>
-        <w:t>Chat Stream</w:t>
-      </w:r>
-    </w:p>
-    <w:p>
-      <w:pPr>
-        <w:pStyle w:val="Heading4"/>
-        <w:spacing w:before="160"/>
-      </w:pPr>
-      <w:r>
-        <w:t>What it does</w:t>
-      </w:r>
-    </w:p>
-    <w:p>
-      <w:pPr>
-        <w:spacing w:after="120"/>
-      </w:pPr>
-      <w:r>
-        <w:rPr>
-          <w:b/>
-          <w:color w:val="1A1A1A"/>
-          <w:sz w:val="21"/>
-        </w:rPr>
-        <w:t>Not JSON.</w:t>
-      </w:r>
-      <w:r>
-        <w:rPr>
-          <w:b w:val="0"/>
-          <w:color w:val="1A1A1A"/>
-          <w:sz w:val="21"/>
-        </w:rPr>
-        <w:t xml:space="preserve"> This is a Server-Sent-Events stream (</w:t>
-      </w:r>
-      <w:r>
-        <w:rPr>
-          <w:rFonts w:ascii="Consolas" w:hAnsi="Consolas"/>
-          <w:color w:val="8A3B1E"/>
-          <w:sz w:val="21"/>
-        </w:rPr>
-        <w:t>text/event-stream</w:t>
-      </w:r>
-      <w:r>
-        <w:rPr>
-          <w:b w:val="0"/>
-          <w:color w:val="1A1A1A"/>
-          <w:sz w:val="21"/>
-        </w:rPr>
-        <w:t xml:space="preserve">) for a live-typing UI. Read it with </w:t>
-      </w:r>
-      <w:r>
-        <w:rPr>
-          <w:rFonts w:ascii="Consolas" w:hAnsi="Consolas"/>
-          <w:color w:val="8A3B1E"/>
-          <w:sz w:val="21"/>
-        </w:rPr>
-        <w:t>EventSource</w:t>
-      </w:r>
-      <w:r>
-        <w:rPr>
-          <w:b w:val="0"/>
-          <w:color w:val="1A1A1A"/>
-          <w:sz w:val="21"/>
-        </w:rPr>
-        <w:t xml:space="preserve"> or a streaming fetch, one </w:t>
-      </w:r>
-      <w:r>
-        <w:rPr>
-          <w:rFonts w:ascii="Consolas" w:hAnsi="Consolas"/>
-          <w:color w:val="8A3B1E"/>
-          <w:sz w:val="21"/>
-        </w:rPr>
-        <w:t>data:</w:t>
-      </w:r>
-      <w:r>
-        <w:rPr>
-          <w:b w:val="0"/>
-          <w:color w:val="1A1A1A"/>
-          <w:sz w:val="21"/>
-        </w:rPr>
-        <w:t xml:space="preserve"> line at a time. Every line but the last carries a </w:t>
-      </w:r>
-      <w:r>
-        <w:rPr>
-          <w:rFonts w:ascii="Consolas" w:hAnsi="Consolas"/>
-          <w:color w:val="8A3B1E"/>
-          <w:sz w:val="21"/>
-        </w:rPr>
-        <w:t>delta</w:t>
-      </w:r>
-      <w:r>
-        <w:rPr>
-          <w:b w:val="0"/>
-          <w:color w:val="1A1A1A"/>
-          <w:sz w:val="21"/>
-        </w:rPr>
-        <w:t xml:space="preserve">; the last carries </w:t>
-      </w:r>
-      <w:r>
-        <w:rPr>
-          <w:rFonts w:ascii="Consolas" w:hAnsi="Consolas"/>
-          <w:color w:val="8A3B1E"/>
-          <w:sz w:val="21"/>
-        </w:rPr>
-        <w:t>done: true</w:t>
-      </w:r>
-      <w:r>
-        <w:rPr>
-          <w:b w:val="0"/>
-          <w:color w:val="1A1A1A"/>
-          <w:sz w:val="21"/>
-        </w:rPr>
-        <w:t xml:space="preserve"> plus the same </w:t>
-      </w:r>
-      <w:r>
-        <w:rPr>
-          <w:rFonts w:ascii="Consolas" w:hAnsi="Consolas"/>
-          <w:color w:val="8A3B1E"/>
-          <w:sz w:val="21"/>
-        </w:rPr>
-        <w:t>tool</w:t>
-      </w:r>
-      <w:r>
-        <w:rPr>
-          <w:b w:val="0"/>
-          <w:color w:val="1A1A1A"/>
-          <w:sz w:val="21"/>
-        </w:rPr>
-        <w:t xml:space="preserve"> and </w:t>
-      </w:r>
-      <w:r>
-        <w:rPr>
-          <w:rFonts w:ascii="Consolas" w:hAnsi="Consolas"/>
-          <w:color w:val="8A3B1E"/>
-          <w:sz w:val="21"/>
-        </w:rPr>
-        <w:t>data</w:t>
-      </w:r>
-      <w:r>
-        <w:rPr>
-          <w:b w:val="0"/>
-          <w:color w:val="1A1A1A"/>
-          <w:sz w:val="21"/>
-        </w:rPr>
-        <w:t xml:space="preserve"> the non-streaming </w:t>
-      </w:r>
-      <w:r>
-        <w:rPr>
-          <w:rFonts w:ascii="Consolas" w:hAnsi="Consolas"/>
-          <w:color w:val="8A3B1E"/>
-          <w:sz w:val="21"/>
-        </w:rPr>
-        <w:t>POST /chat</w:t>
-      </w:r>
-      <w:r>
-        <w:rPr>
-          <w:b w:val="0"/>
-          <w:color w:val="1A1A1A"/>
-          <w:sz w:val="21"/>
-        </w:rPr>
-        <w:t xml:space="preserve"> would have returned.</w:t>
-      </w:r>
-    </w:p>
-    <w:p>
-      <w:pPr>
-        <w:pStyle w:val="Heading4"/>
-        <w:spacing w:before="160"/>
-      </w:pPr>
-      <w:r>
-        <w:t>Who can call it</w:t>
-      </w:r>
-    </w:p>
-    <w:p>
-      <w:pPr>
-        <w:spacing w:after="120"/>
-      </w:pPr>
-      <w:r>
-        <w:rPr>
-          <w:b/>
-          <w:color w:val="1A1A1A"/>
-          <w:sz w:val="21"/>
-        </w:rPr>
-        <w:t>Any logged-in user</w:t>
-      </w:r>
-      <w:r>
-        <w:rPr>
-          <w:b w:val="0"/>
-          <w:color w:val="1A1A1A"/>
-          <w:sz w:val="21"/>
-        </w:rPr>
-        <w:t xml:space="preserve"> with a valid token. There is no role check on this route.</w:t>
-      </w:r>
-    </w:p>
-    <w:p>
-      <w:pPr>
-        <w:spacing w:after="120"/>
-      </w:pPr>
-      <w:r>
-        <w:rPr>
-          <w:b w:val="0"/>
-          <w:color w:val="555555"/>
-          <w:sz w:val="19"/>
-        </w:rPr>
-        <w:t xml:space="preserve">The legacy </w:t>
-      </w:r>
-      <w:r>
-        <w:rPr>
-          <w:rFonts w:ascii="Consolas" w:hAnsi="Consolas"/>
-          <w:color w:val="8A3B1E"/>
-          <w:sz w:val="19"/>
-        </w:rPr>
-        <w:t>employee</w:t>
-      </w:r>
-      <w:r>
-        <w:rPr>
-          <w:b w:val="0"/>
-          <w:color w:val="555555"/>
-          <w:sz w:val="19"/>
-        </w:rPr>
-        <w:t xml:space="preserve"> role is blocked on this router.</w:t>
-      </w:r>
-    </w:p>
-    <w:p>
-      <w:pPr>
-        <w:pStyle w:val="Heading4"/>
-        <w:spacing w:before="160"/>
-      </w:pPr>
-      <w:r>
-        <w:t>Request body</w:t>
-      </w:r>
-    </w:p>
-    <w:p>
-      <w:pPr>
-        <w:spacing w:after="120"/>
-      </w:pPr>
-      <w:r>
-        <w:rPr>
-          <w:b w:val="0"/>
-          <w:color w:val="1A1A1A"/>
-          <w:sz w:val="21"/>
-        </w:rPr>
-        <w:t xml:space="preserve">Content-Type: </w:t>
-      </w:r>
-      <w:r>
-        <w:rPr>
-          <w:rFonts w:ascii="Consolas" w:hAnsi="Consolas"/>
-          <w:color w:val="8A3B1E"/>
-          <w:sz w:val="21"/>
-        </w:rPr>
-        <w:t>application/json</w:t>
-      </w:r>
-      <w:r>
-        <w:rPr>
-          <w:b w:val="0"/>
-          <w:color w:val="1A1A1A"/>
-          <w:sz w:val="21"/>
-        </w:rPr>
-        <w:t xml:space="preserve">  ·  </w:t>
-      </w:r>
-      <w:r>
-        <w:rPr>
-          <w:b/>
-          <w:color w:val="1A1A1A"/>
-          <w:sz w:val="21"/>
-        </w:rPr>
-        <w:t>required</w:t>
-      </w:r>
-    </w:p>
-    <w:tbl>
-      <w:tblPr>
-        <w:tblStyle w:val="TableGrid"/>
-        <w:tblW w:type="auto" w:w="0"/>
-        <w:tblLayout w:type="autofit"/>
-        <w:tblLook w:firstColumn="1" w:firstRow="1" w:lastColumn="0" w:lastRow="0" w:noHBand="0" w:noVBand="1" w:val="04A0"/>
-      </w:tblPr>
-      <w:tblGrid>
-        <w:gridCol w:w="2448"/>
-        <w:gridCol w:w="2448"/>
-        <w:gridCol w:w="2448"/>
-        <w:gridCol w:w="2448"/>
-      </w:tblGrid>
-      <w:tr>
-        <w:trPr>
-          <w:tblHeader w:val="true"/>
-        </w:trPr>
-        <w:tc>
-          <w:tcPr>
-            <w:tcW w:type="dxa" w:w="2736"/>
-            <w:shd w:val="clear" w:color="auto" w:fill="EDE7E2"/>
-          </w:tcPr>
-          <w:p>
-            <w:r/>
-            <w:r>
-              <w:rPr>
-                <w:b/>
-                <w:color w:val="1A1A1A"/>
-                <w:sz w:val="18"/>
-              </w:rPr>
-              <w:t>Field</w:t>
-            </w:r>
-          </w:p>
-        </w:tc>
-        <w:tc>
-          <w:tcPr>
-            <w:tcW w:type="dxa" w:w="1944"/>
-            <w:shd w:val="clear" w:color="auto" w:fill="EDE7E2"/>
-          </w:tcPr>
-          <w:p>
-            <w:r/>
-            <w:r>
-              <w:rPr>
-                <w:b/>
-                <w:color w:val="1A1A1A"/>
-                <w:sz w:val="18"/>
-              </w:rPr>
-              <w:t>Type</w:t>
-            </w:r>
-          </w:p>
-        </w:tc>
-        <w:tc>
-          <w:tcPr>
-            <w:tcW w:type="dxa" w:w="1080"/>
-            <w:shd w:val="clear" w:color="auto" w:fill="EDE7E2"/>
-          </w:tcPr>
-          <w:p>
-            <w:r/>
-            <w:r>
-              <w:rPr>
-                <w:b/>
-                <w:color w:val="1A1A1A"/>
-                <w:sz w:val="18"/>
-              </w:rPr>
-              <w:t>Required</w:t>
-            </w:r>
-          </w:p>
-        </w:tc>
-        <w:tc>
-          <w:tcPr>
-            <w:tcW w:type="dxa" w:w="4464"/>
-            <w:shd w:val="clear" w:color="auto" w:fill="EDE7E2"/>
-          </w:tcPr>
-          <w:p>
-            <w:r/>
-            <w:r>
-              <w:rPr>
-                <w:b/>
-                <w:color w:val="1A1A1A"/>
-                <w:sz w:val="18"/>
-              </w:rPr>
-              <w:t>Meaning</w:t>
-            </w:r>
-          </w:p>
-        </w:tc>
-      </w:tr>
-      <w:tr>
-        <w:tc>
-          <w:tcPr>
-            <w:tcW w:type="dxa" w:w="2736"/>
-          </w:tcPr>
-          <w:p>
-            <w:pPr>
-              <w:spacing w:after="20"/>
-            </w:pPr>
-            <w:r/>
-            <w:r>
-              <w:rPr>
-                <w:rFonts w:ascii="Consolas" w:hAnsi="Consolas"/>
-                <w:color w:val="8A3B1E"/>
-                <w:sz w:val="18"/>
-              </w:rPr>
-              <w:t>question</w:t>
-            </w:r>
-          </w:p>
-        </w:tc>
-        <w:tc>
-          <w:tcPr>
-            <w:tcW w:type="dxa" w:w="1944"/>
-          </w:tcPr>
-          <w:p>
-            <w:pPr>
-              <w:spacing w:after="20"/>
-            </w:pPr>
-            <w:r/>
-            <w:r>
-              <w:rPr>
-                <w:b w:val="0"/>
-                <w:color w:val="1A1A1A"/>
-                <w:sz w:val="18"/>
-              </w:rPr>
-              <w:t>string</w:t>
-            </w:r>
-          </w:p>
-        </w:tc>
-        <w:tc>
-          <w:tcPr>
-            <w:tcW w:type="dxa" w:w="1080"/>
-          </w:tcPr>
-          <w:p>
-            <w:pPr>
-              <w:spacing w:after="20"/>
-            </w:pPr>
-            <w:r/>
-            <w:r>
-              <w:rPr>
-                <w:b w:val="0"/>
-                <w:color w:val="1A1A1A"/>
-                <w:sz w:val="18"/>
-              </w:rPr>
-              <w:t>yes</w:t>
-            </w:r>
-          </w:p>
-        </w:tc>
-        <w:tc>
-          <w:tcPr>
-            <w:tcW w:type="dxa" w:w="4464"/>
-          </w:tcPr>
-          <w:p>
-            <w:pPr>
-              <w:spacing w:after="20"/>
-            </w:pPr>
-            <w:r/>
-          </w:p>
-        </w:tc>
-      </w:tr>
-      <w:tr>
-        <w:tc>
-          <w:tcPr>
-            <w:tcW w:type="dxa" w:w="2736"/>
-          </w:tcPr>
-          <w:p>
-            <w:pPr>
-              <w:spacing w:after="20"/>
-            </w:pPr>
-            <w:r/>
-            <w:r>
-              <w:rPr>
-                <w:rFonts w:ascii="Consolas" w:hAnsi="Consolas"/>
-                <w:color w:val="8A3B1E"/>
-                <w:sz w:val="18"/>
-              </w:rPr>
-              <w:t>use_llm</w:t>
-            </w:r>
-          </w:p>
-        </w:tc>
-        <w:tc>
-          <w:tcPr>
-            <w:tcW w:type="dxa" w:w="1944"/>
-          </w:tcPr>
-          <w:p>
-            <w:pPr>
-              <w:spacing w:after="20"/>
-            </w:pPr>
-            <w:r/>
-            <w:r>
-              <w:rPr>
-                <w:b w:val="0"/>
-                <w:color w:val="1A1A1A"/>
-                <w:sz w:val="18"/>
-              </w:rPr>
-              <w:t>boolean</w:t>
-            </w:r>
-          </w:p>
-        </w:tc>
-        <w:tc>
-          <w:tcPr>
-            <w:tcW w:type="dxa" w:w="1080"/>
-          </w:tcPr>
-          <w:p>
-            <w:pPr>
-              <w:spacing w:after="20"/>
-            </w:pPr>
-            <w:r/>
-            <w:r>
-              <w:rPr>
-                <w:b w:val="0"/>
-                <w:color w:val="1A1A1A"/>
-                <w:sz w:val="18"/>
-              </w:rPr>
-              <w:t>no</w:t>
-            </w:r>
-          </w:p>
-        </w:tc>
-        <w:tc>
-          <w:tcPr>
-            <w:tcW w:type="dxa" w:w="4464"/>
-          </w:tcPr>
-          <w:p>
-            <w:pPr>
-              <w:spacing w:after="20"/>
-            </w:pPr>
-            <w:r/>
-            <w:r>
-              <w:rPr>
-                <w:b w:val="0"/>
-                <w:color w:val="1A1A1A"/>
-                <w:sz w:val="18"/>
-              </w:rPr>
-              <w:t xml:space="preserve">Default </w:t>
-            </w:r>
-            <w:r>
-              <w:rPr>
-                <w:rFonts w:ascii="Consolas" w:hAnsi="Consolas"/>
-                <w:color w:val="8A3B1E"/>
-                <w:sz w:val="18"/>
-              </w:rPr>
-              <w:t>False</w:t>
-            </w:r>
-            <w:r>
-              <w:rPr>
-                <w:b w:val="0"/>
-                <w:color w:val="1A1A1A"/>
-                <w:sz w:val="18"/>
-              </w:rPr>
-              <w:t>.</w:t>
-            </w:r>
-          </w:p>
-        </w:tc>
-      </w:tr>
-    </w:tbl>
-    <w:p>
-      <w:pPr>
-        <w:spacing w:after="0"/>
-      </w:pPr>
-    </w:p>
-    <w:p>
-      <w:pPr>
-        <w:spacing w:after="120"/>
-      </w:pPr>
-      <w:r>
-        <w:rPr>
-          <w:b/>
-          <w:color w:val="1A1A1A"/>
-          <w:sz w:val="21"/>
-        </w:rPr>
-        <w:t>Example body</w:t>
-      </w:r>
-    </w:p>
-    <w:tbl>
-      <w:tblPr>
-        <w:tblStyle w:val="TableGrid"/>
-        <w:tblW w:type="auto" w:w="0"/>
-        <w:tblLook w:firstColumn="1" w:firstRow="1" w:lastColumn="0" w:lastRow="0" w:noHBand="0" w:noVBand="1" w:val="04A0"/>
-      </w:tblPr>
-      <w:tblGrid>
-        <w:gridCol w:w="9792"/>
-      </w:tblGrid>
-      <w:tr>
-        <w:tc>
-          <w:tcPr>
-            <w:tcW w:type="dxa" w:w="9792"/>
-            <w:shd w:val="clear" w:color="auto" w:fill="F4F4F4"/>
-          </w:tcPr>
-          <w:p>
-            <w:pPr>
-              <w:spacing w:after="0" w:line="240" w:lineRule="auto"/>
-            </w:pPr>
-            <w:r/>
-            <w:r>
-              <w:rPr>
-                <w:rFonts w:ascii="Consolas" w:hAnsi="Consolas"/>
-                <w:sz w:val="17"/>
-              </w:rPr>
-              <w:t>{</w:t>
-            </w:r>
-          </w:p>
-          <w:p>
-            <w:pPr>
-              <w:spacing w:after="0" w:line="240" w:lineRule="auto"/>
-            </w:pPr>
-            <w:r>
-              <w:rPr>
-                <w:rFonts w:ascii="Consolas" w:hAnsi="Consolas"/>
-                <w:sz w:val="17"/>
-              </w:rPr>
-              <w:t xml:space="preserve">  "question": "string",</w:t>
-            </w:r>
-          </w:p>
-          <w:p>
-            <w:pPr>
-              <w:spacing w:after="0" w:line="240" w:lineRule="auto"/>
-            </w:pPr>
-            <w:r>
-              <w:rPr>
-                <w:rFonts w:ascii="Consolas" w:hAnsi="Consolas"/>
-                <w:sz w:val="17"/>
-              </w:rPr>
-              <w:t xml:space="preserve">  "use_llm": false</w:t>
-            </w:r>
-          </w:p>
-          <w:p>
-            <w:pPr>
-              <w:spacing w:after="0" w:line="240" w:lineRule="auto"/>
-            </w:pPr>
-            <w:r>
-              <w:rPr>
-                <w:rFonts w:ascii="Consolas" w:hAnsi="Consolas"/>
-                <w:sz w:val="17"/>
-              </w:rPr>
-              <w:t>}</w:t>
-            </w:r>
-          </w:p>
-        </w:tc>
-      </w:tr>
-    </w:tbl>
-    <w:p>
-      <w:pPr>
-        <w:spacing w:after="0"/>
-      </w:pPr>
-    </w:p>
-    <w:p>
-      <w:pPr>
-        <w:pStyle w:val="Heading4"/>
-        <w:spacing w:before="160"/>
-      </w:pPr>
-      <w:r>
-        <w:t>Response</w:t>
-      </w:r>
-    </w:p>
-    <w:p>
-      <w:pPr>
-        <w:spacing w:after="120"/>
-      </w:pPr>
-      <w:r>
-        <w:rPr>
-          <w:b/>
-          <w:color w:val="1A1A1A"/>
-          <w:sz w:val="21"/>
-        </w:rPr>
-        <w:t>200</w:t>
-      </w:r>
-      <w:r>
-        <w:rPr>
-          <w:b w:val="0"/>
-          <w:color w:val="1A1A1A"/>
-          <w:sz w:val="21"/>
-        </w:rPr>
-        <w:t xml:space="preserve"> — OK — the call worked.</w:t>
-      </w:r>
-    </w:p>
-    <w:p>
-      <w:pPr>
-        <w:spacing w:after="120"/>
-      </w:pPr>
-      <w:r>
-        <w:rPr>
-          <w:b/>
-          <w:color w:val="1A1A1A"/>
-          <w:sz w:val="21"/>
-        </w:rPr>
-        <w:t>Not JSON.</w:t>
-      </w:r>
-      <w:r>
-        <w:rPr>
-          <w:b w:val="0"/>
-          <w:color w:val="1A1A1A"/>
-          <w:sz w:val="21"/>
-        </w:rPr>
-        <w:t xml:space="preserve"> This is a Server-Sent-Events stream (</w:t>
-      </w:r>
-      <w:r>
-        <w:rPr>
-          <w:rFonts w:ascii="Consolas" w:hAnsi="Consolas"/>
-          <w:color w:val="8A3B1E"/>
-          <w:sz w:val="21"/>
-        </w:rPr>
-        <w:t>text/event-stream</w:t>
-      </w:r>
-      <w:r>
-        <w:rPr>
-          <w:b w:val="0"/>
-          <w:color w:val="1A1A1A"/>
-          <w:sz w:val="21"/>
-        </w:rPr>
-        <w:t xml:space="preserve">) for a live-typing UI. Read it with </w:t>
-      </w:r>
-      <w:r>
-        <w:rPr>
-          <w:rFonts w:ascii="Consolas" w:hAnsi="Consolas"/>
-          <w:color w:val="8A3B1E"/>
-          <w:sz w:val="21"/>
-        </w:rPr>
-        <w:t>EventSource</w:t>
-      </w:r>
-      <w:r>
-        <w:rPr>
-          <w:b w:val="0"/>
-          <w:color w:val="1A1A1A"/>
-          <w:sz w:val="21"/>
-        </w:rPr>
-        <w:t xml:space="preserve"> or a streaming fetch, one </w:t>
-      </w:r>
-      <w:r>
-        <w:rPr>
-          <w:rFonts w:ascii="Consolas" w:hAnsi="Consolas"/>
-          <w:color w:val="8A3B1E"/>
-          <w:sz w:val="21"/>
-        </w:rPr>
-        <w:t>data:</w:t>
-      </w:r>
-      <w:r>
-        <w:rPr>
-          <w:b w:val="0"/>
-          <w:color w:val="1A1A1A"/>
-          <w:sz w:val="21"/>
-        </w:rPr>
-        <w:t xml:space="preserve"> line at a time. Every line but the last carries a </w:t>
-      </w:r>
-      <w:r>
-        <w:rPr>
-          <w:rFonts w:ascii="Consolas" w:hAnsi="Consolas"/>
-          <w:color w:val="8A3B1E"/>
-          <w:sz w:val="21"/>
-        </w:rPr>
-        <w:t>delta</w:t>
-      </w:r>
-      <w:r>
-        <w:rPr>
-          <w:b w:val="0"/>
-          <w:color w:val="1A1A1A"/>
-          <w:sz w:val="21"/>
-        </w:rPr>
-        <w:t xml:space="preserve">; the last carries </w:t>
-      </w:r>
-      <w:r>
-        <w:rPr>
-          <w:rFonts w:ascii="Consolas" w:hAnsi="Consolas"/>
-          <w:color w:val="8A3B1E"/>
-          <w:sz w:val="21"/>
-        </w:rPr>
-        <w:t>done: true</w:t>
-      </w:r>
-      <w:r>
-        <w:rPr>
-          <w:b w:val="0"/>
-          <w:color w:val="1A1A1A"/>
-          <w:sz w:val="21"/>
-        </w:rPr>
-        <w:t xml:space="preserve"> plus the same </w:t>
-      </w:r>
-      <w:r>
-        <w:rPr>
-          <w:rFonts w:ascii="Consolas" w:hAnsi="Consolas"/>
-          <w:color w:val="8A3B1E"/>
-          <w:sz w:val="21"/>
-        </w:rPr>
-        <w:t>tool</w:t>
-      </w:r>
-      <w:r>
-        <w:rPr>
-          <w:b w:val="0"/>
-          <w:color w:val="1A1A1A"/>
-          <w:sz w:val="21"/>
-        </w:rPr>
-        <w:t xml:space="preserve"> and </w:t>
-      </w:r>
-      <w:r>
-        <w:rPr>
-          <w:rFonts w:ascii="Consolas" w:hAnsi="Consolas"/>
-          <w:color w:val="8A3B1E"/>
-          <w:sz w:val="21"/>
-        </w:rPr>
-        <w:t>data</w:t>
-      </w:r>
-      <w:r>
-        <w:rPr>
-          <w:b w:val="0"/>
-          <w:color w:val="1A1A1A"/>
-          <w:sz w:val="21"/>
-        </w:rPr>
-        <w:t xml:space="preserve"> the non-streaming </w:t>
-      </w:r>
-      <w:r>
-        <w:rPr>
-          <w:rFonts w:ascii="Consolas" w:hAnsi="Consolas"/>
-          <w:color w:val="8A3B1E"/>
-          <w:sz w:val="21"/>
-        </w:rPr>
-        <w:t>POST /chat</w:t>
-      </w:r>
-      <w:r>
-        <w:rPr>
-          <w:b w:val="0"/>
-          <w:color w:val="1A1A1A"/>
-          <w:sz w:val="21"/>
-        </w:rPr>
-        <w:t xml:space="preserve"> would have returned.</w:t>
-      </w:r>
-    </w:p>
-    <w:tbl>
-      <w:tblPr>
-        <w:tblStyle w:val="TableGrid"/>
-        <w:tblW w:type="auto" w:w="0"/>
-        <w:tblLayout w:type="autofit"/>
-        <w:tblLook w:firstColumn="1" w:firstRow="1" w:lastColumn="0" w:lastRow="0" w:noHBand="0" w:noVBand="1" w:val="04A0"/>
-      </w:tblPr>
-      <w:tblGrid>
-        <w:gridCol w:w="3264"/>
-        <w:gridCol w:w="3264"/>
-        <w:gridCol w:w="3264"/>
-      </w:tblGrid>
-      <w:tr>
-        <w:trPr>
-          <w:tblHeader w:val="true"/>
-        </w:trPr>
-        <w:tc>
-          <w:tcPr>
-            <w:tcW w:type="dxa" w:w="3024"/>
-            <w:shd w:val="clear" w:color="auto" w:fill="EDE7E2"/>
-          </w:tcPr>
-          <w:p>
-            <w:r/>
-            <w:r>
-              <w:rPr>
-                <w:b/>
-                <w:color w:val="1A1A1A"/>
-                <w:sz w:val="18"/>
-              </w:rPr>
-              <w:t>Field</w:t>
-            </w:r>
-          </w:p>
-        </w:tc>
-        <w:tc>
-          <w:tcPr>
-            <w:tcW w:type="dxa" w:w="2160"/>
-            <w:shd w:val="clear" w:color="auto" w:fill="EDE7E2"/>
-          </w:tcPr>
-          <w:p>
-            <w:r/>
-            <w:r>
-              <w:rPr>
-                <w:b/>
-                <w:color w:val="1A1A1A"/>
-                <w:sz w:val="18"/>
-              </w:rPr>
-              <w:t>Type</w:t>
-            </w:r>
-          </w:p>
-        </w:tc>
-        <w:tc>
-          <w:tcPr>
-            <w:tcW w:type="dxa" w:w="5040"/>
-            <w:shd w:val="clear" w:color="auto" w:fill="EDE7E2"/>
-          </w:tcPr>
-          <w:p>
-            <w:r/>
-            <w:r>
-              <w:rPr>
-                <w:b/>
-                <w:color w:val="1A1A1A"/>
-                <w:sz w:val="18"/>
-              </w:rPr>
-              <w:t>Meaning</w:t>
-            </w:r>
-          </w:p>
-        </w:tc>
-      </w:tr>
-      <w:tr>
-        <w:tc>
-          <w:tcPr>
-            <w:tcW w:type="dxa" w:w="3024"/>
-          </w:tcPr>
-          <w:p>
-            <w:pPr>
-              <w:spacing w:after="20"/>
-            </w:pPr>
-            <w:r/>
-            <w:r>
-              <w:rPr>
-                <w:rFonts w:ascii="Consolas" w:hAnsi="Consolas"/>
-                <w:color w:val="8A3B1E"/>
-                <w:sz w:val="18"/>
-              </w:rPr>
-              <w:t>delta</w:t>
-            </w:r>
-          </w:p>
-        </w:tc>
-        <w:tc>
-          <w:tcPr>
-            <w:tcW w:type="dxa" w:w="2160"/>
-          </w:tcPr>
-          <w:p>
-            <w:pPr>
-              <w:spacing w:after="20"/>
-            </w:pPr>
-            <w:r/>
-            <w:r>
-              <w:rPr>
-                <w:b w:val="0"/>
-                <w:color w:val="1A1A1A"/>
-                <w:sz w:val="18"/>
-              </w:rPr>
-              <w:t>string</w:t>
-            </w:r>
-          </w:p>
-        </w:tc>
-        <w:tc>
-          <w:tcPr>
-            <w:tcW w:type="dxa" w:w="5040"/>
-          </w:tcPr>
-          <w:p>
-            <w:pPr>
-              <w:spacing w:after="20"/>
-            </w:pPr>
-            <w:r/>
-            <w:r>
-              <w:rPr>
-                <w:b w:val="0"/>
-                <w:color w:val="1A1A1A"/>
-                <w:sz w:val="18"/>
-              </w:rPr>
-              <w:t>The next chunk of the answer. Append it.</w:t>
-            </w:r>
-          </w:p>
-        </w:tc>
-      </w:tr>
-      <w:tr>
-        <w:tc>
-          <w:tcPr>
-            <w:tcW w:type="dxa" w:w="3024"/>
-          </w:tcPr>
-          <w:p>
-            <w:pPr>
-              <w:spacing w:after="20"/>
-            </w:pPr>
-            <w:r/>
-            <w:r>
-              <w:rPr>
-                <w:rFonts w:ascii="Consolas" w:hAnsi="Consolas"/>
-                <w:color w:val="8A3B1E"/>
-                <w:sz w:val="18"/>
-              </w:rPr>
-              <w:t>done</w:t>
-            </w:r>
-          </w:p>
-        </w:tc>
-        <w:tc>
-          <w:tcPr>
-            <w:tcW w:type="dxa" w:w="2160"/>
-          </w:tcPr>
-          <w:p>
-            <w:pPr>
-              <w:spacing w:after="20"/>
-            </w:pPr>
-            <w:r/>
-            <w:r>
-              <w:rPr>
-                <w:b w:val="0"/>
-                <w:color w:val="1A1A1A"/>
-                <w:sz w:val="18"/>
-              </w:rPr>
-              <w:t>boolean</w:t>
-            </w:r>
-          </w:p>
-        </w:tc>
-        <w:tc>
-          <w:tcPr>
-            <w:tcW w:type="dxa" w:w="5040"/>
-          </w:tcPr>
-          <w:p>
-            <w:pPr>
-              <w:spacing w:after="20"/>
-            </w:pPr>
-            <w:r/>
-            <w:r>
-              <w:rPr>
-                <w:b w:val="0"/>
-                <w:color w:val="1A1A1A"/>
-                <w:sz w:val="18"/>
-              </w:rPr>
-              <w:t>Present only on the final line.</w:t>
-            </w:r>
-          </w:p>
-        </w:tc>
-      </w:tr>
-      <w:tr>
-        <w:tc>
-          <w:tcPr>
-            <w:tcW w:type="dxa" w:w="3024"/>
-          </w:tcPr>
-          <w:p>
-            <w:pPr>
-              <w:spacing w:after="20"/>
-            </w:pPr>
-            <w:r/>
-            <w:r>
-              <w:rPr>
-                <w:rFonts w:ascii="Consolas" w:hAnsi="Consolas"/>
-                <w:color w:val="8A3B1E"/>
-                <w:sz w:val="18"/>
-              </w:rPr>
-              <w:t>tool</w:t>
-            </w:r>
-          </w:p>
-        </w:tc>
-        <w:tc>
-          <w:tcPr>
-            <w:tcW w:type="dxa" w:w="2160"/>
-          </w:tcPr>
-          <w:p>
-            <w:pPr>
-              <w:spacing w:after="20"/>
-            </w:pPr>
-            <w:r/>
-            <w:r>
-              <w:rPr>
-                <w:b w:val="0"/>
-                <w:color w:val="1A1A1A"/>
-                <w:sz w:val="18"/>
-              </w:rPr>
-              <w:t>string or null</w:t>
-            </w:r>
-          </w:p>
-        </w:tc>
-        <w:tc>
-          <w:tcPr>
-            <w:tcW w:type="dxa" w:w="5040"/>
-          </w:tcPr>
-          <w:p>
-            <w:pPr>
-              <w:spacing w:after="20"/>
-            </w:pPr>
-            <w:r/>
-            <w:r>
-              <w:rPr>
-                <w:b w:val="0"/>
-                <w:color w:val="1A1A1A"/>
-                <w:sz w:val="18"/>
-              </w:rPr>
-              <w:t>On the final line — which tool answered.</w:t>
-            </w:r>
-          </w:p>
-        </w:tc>
-      </w:tr>
-      <w:tr>
-        <w:tc>
-          <w:tcPr>
-            <w:tcW w:type="dxa" w:w="3024"/>
-          </w:tcPr>
-          <w:p>
-            <w:pPr>
-              <w:spacing w:after="20"/>
-            </w:pPr>
-            <w:r/>
-            <w:r>
-              <w:rPr>
-                <w:rFonts w:ascii="Consolas" w:hAnsi="Consolas"/>
-                <w:color w:val="8A3B1E"/>
-                <w:sz w:val="18"/>
-              </w:rPr>
-              <w:t>data</w:t>
-            </w:r>
-          </w:p>
-        </w:tc>
-        <w:tc>
-          <w:tcPr>
-            <w:tcW w:type="dxa" w:w="2160"/>
-          </w:tcPr>
-          <w:p>
-            <w:pPr>
-              <w:spacing w:after="20"/>
-            </w:pPr>
-            <w:r/>
-            <w:r>
-              <w:rPr>
-                <w:b w:val="0"/>
-                <w:color w:val="1A1A1A"/>
-                <w:sz w:val="18"/>
-              </w:rPr>
-              <w:t>object or null</w:t>
-            </w:r>
-          </w:p>
-        </w:tc>
-        <w:tc>
-          <w:tcPr>
-            <w:tcW w:type="dxa" w:w="5040"/>
-          </w:tcPr>
-          <w:p>
-            <w:pPr>
-              <w:spacing w:after="20"/>
-            </w:pPr>
-            <w:r/>
-            <w:r>
-              <w:rPr>
-                <w:b w:val="0"/>
-                <w:color w:val="1A1A1A"/>
-                <w:sz w:val="18"/>
-              </w:rPr>
-              <w:t>On the final line — the structured result behind the answer.</w:t>
-            </w:r>
-          </w:p>
-        </w:tc>
-      </w:tr>
-    </w:tbl>
-    <w:p>
-      <w:pPr>
-        <w:spacing w:after="0"/>
-      </w:pPr>
-    </w:p>
-    <w:p>
-      <w:pPr>
-        <w:spacing w:after="120"/>
-      </w:pPr>
-      <w:r>
-        <w:rPr>
-          <w:b/>
-          <w:color w:val="1A1A1A"/>
-          <w:sz w:val="21"/>
-        </w:rPr>
-        <w:t>Example response</w:t>
-      </w:r>
-    </w:p>
-    <w:tbl>
-      <w:tblPr>
-        <w:tblStyle w:val="TableGrid"/>
-        <w:tblW w:type="auto" w:w="0"/>
-        <w:tblLook w:firstColumn="1" w:firstRow="1" w:lastColumn="0" w:lastRow="0" w:noHBand="0" w:noVBand="1" w:val="04A0"/>
-      </w:tblPr>
-      <w:tblGrid>
-        <w:gridCol w:w="9792"/>
-      </w:tblGrid>
-      <w:tr>
-        <w:tc>
-          <w:tcPr>
-            <w:tcW w:type="dxa" w:w="9792"/>
-            <w:shd w:val="clear" w:color="auto" w:fill="F4F4F4"/>
-          </w:tcPr>
-          <w:p>
-            <w:pPr>
-              <w:spacing w:after="0" w:line="240" w:lineRule="auto"/>
-            </w:pPr>
-            <w:r/>
-            <w:r>
-              <w:rPr>
-                <w:rFonts w:ascii="Consolas" w:hAnsi="Consolas"/>
-                <w:sz w:val="17"/>
-              </w:rPr>
-              <w:t>{</w:t>
-            </w:r>
-          </w:p>
-          <w:p>
-            <w:pPr>
-              <w:spacing w:after="0" w:line="240" w:lineRule="auto"/>
-            </w:pPr>
-            <w:r>
-              <w:rPr>
-                <w:rFonts w:ascii="Consolas" w:hAnsi="Consolas"/>
-                <w:sz w:val="17"/>
-              </w:rPr>
-              <w:t xml:space="preserve">  "_format": "text/event-stream — the lines below are literal",</w:t>
-            </w:r>
-          </w:p>
-          <w:p>
-            <w:pPr>
-              <w:spacing w:after="0" w:line="240" w:lineRule="auto"/>
-            </w:pPr>
-            <w:r>
-              <w:rPr>
-                <w:rFonts w:ascii="Consolas" w:hAnsi="Consolas"/>
-                <w:sz w:val="17"/>
-              </w:rPr>
-              <w:t xml:space="preserve">  "_lines": [</w:t>
-            </w:r>
-          </w:p>
-          <w:p>
-            <w:pPr>
-              <w:spacing w:after="0" w:line="240" w:lineRule="auto"/>
-            </w:pPr>
-            <w:r>
-              <w:rPr>
-                <w:rFonts w:ascii="Consolas" w:hAnsi="Consolas"/>
-                <w:sz w:val="17"/>
-              </w:rPr>
-              <w:t xml:space="preserve">    "data: {\"delta\": \"152 \"}",</w:t>
-            </w:r>
-          </w:p>
-          <w:p>
-            <w:pPr>
-              <w:spacing w:after="0" w:line="240" w:lineRule="auto"/>
-            </w:pPr>
-            <w:r>
-              <w:rPr>
-                <w:rFonts w:ascii="Consolas" w:hAnsi="Consolas"/>
-                <w:sz w:val="17"/>
-              </w:rPr>
-              <w:t xml:space="preserve">    "data: {\"delta\": \"pieces \"}",</w:t>
-            </w:r>
-          </w:p>
-          <w:p>
-            <w:pPr>
-              <w:spacing w:after="0" w:line="240" w:lineRule="auto"/>
-            </w:pPr>
-            <w:r>
-              <w:rPr>
-                <w:rFonts w:ascii="Consolas" w:hAnsi="Consolas"/>
-                <w:sz w:val="17"/>
-              </w:rPr>
-              <w:t xml:space="preserve">    "data: {\"delta\": \"are \"}",</w:t>
-            </w:r>
-          </w:p>
-          <w:p>
-            <w:pPr>
-              <w:spacing w:after="0" w:line="240" w:lineRule="auto"/>
-            </w:pPr>
-            <w:r>
-              <w:rPr>
-                <w:rFonts w:ascii="Consolas" w:hAnsi="Consolas"/>
-                <w:sz w:val="17"/>
-              </w:rPr>
-              <w:t xml:space="preserve">    "data: {\"delta\": \"in \"}",</w:t>
-            </w:r>
-          </w:p>
-          <w:p>
-            <w:pPr>
-              <w:spacing w:after="0" w:line="240" w:lineRule="auto"/>
-            </w:pPr>
-            <w:r>
-              <w:rPr>
-                <w:rFonts w:ascii="Consolas" w:hAnsi="Consolas"/>
-                <w:sz w:val="17"/>
-              </w:rPr>
-              <w:t xml:space="preserve">    "data: {\"delta\": \"the \"}",</w:t>
-            </w:r>
-          </w:p>
-          <w:p>
-            <w:pPr>
-              <w:spacing w:after="0" w:line="240" w:lineRule="auto"/>
-            </w:pPr>
-            <w:r>
-              <w:rPr>
-                <w:rFonts w:ascii="Consolas" w:hAnsi="Consolas"/>
-                <w:sz w:val="17"/>
-              </w:rPr>
-              <w:t xml:space="preserve">    "data: {\"delta\": \"store. \"}",</w:t>
-            </w:r>
-          </w:p>
-          <w:p>
-            <w:pPr>
-              <w:spacing w:after="0" w:line="240" w:lineRule="auto"/>
-            </w:pPr>
-            <w:r>
-              <w:rPr>
-                <w:rFonts w:ascii="Consolas" w:hAnsi="Consolas"/>
-                <w:sz w:val="17"/>
-              </w:rPr>
-              <w:t xml:space="preserve">    "data: {\"done\": true, \"tool\": \"store_summary\", \"data\": {\"in_store\": 152}}"</w:t>
-            </w:r>
-          </w:p>
-          <w:p>
-            <w:pPr>
-              <w:spacing w:after="0" w:line="240" w:lineRule="auto"/>
-            </w:pPr>
-            <w:r>
-              <w:rPr>
-                <w:rFonts w:ascii="Consolas" w:hAnsi="Consolas"/>
-                <w:sz w:val="17"/>
-              </w:rPr>
-              <w:t xml:space="preserve">  ]</w:t>
-            </w:r>
-          </w:p>
-          <w:p>
-            <w:pPr>
-              <w:spacing w:after="0" w:line="240" w:lineRule="auto"/>
-            </w:pPr>
-            <w:r>
-              <w:rPr>
-                <w:rFonts w:ascii="Consolas" w:hAnsi="Consolas"/>
-                <w:sz w:val="17"/>
-              </w:rPr>
-              <w:t>}</w:t>
-            </w:r>
-          </w:p>
-        </w:tc>
-      </w:tr>
-    </w:tbl>
-    <w:p>
-      <w:pPr>
-        <w:spacing w:after="0"/>
-      </w:pPr>
-    </w:p>
-    <w:p>
-      <w:pPr>
-        <w:spacing w:after="120"/>
-      </w:pPr>
-      <w:r>
-        <w:rPr>
-          <w:b w:val="0"/>
-          <w:color w:val="555555"/>
-          <w:sz w:val="18"/>
-        </w:rPr>
-        <w:t>This route does not declare a response model in the code, so the shape above was read from the service and written by hand. It is the only part of this document that is not machine-generated.</w:t>
-      </w:r>
-    </w:p>
-    <w:p>
-      <w:pPr>
-        <w:spacing w:after="120"/>
-      </w:pPr>
-      <w:r>
-        <w:rPr>
-          <w:b/>
-          <w:color w:val="1A1A1A"/>
-          <w:sz w:val="21"/>
-        </w:rPr>
-        <w:t>Errors</w:t>
-      </w:r>
-    </w:p>
-    <w:tbl>
-      <w:tblPr>
-        <w:tblStyle w:val="TableGrid"/>
-        <w:tblW w:type="auto" w:w="0"/>
-        <w:tblLayout w:type="autofit"/>
-        <w:tblLook w:firstColumn="1" w:firstRow="1" w:lastColumn="0" w:lastRow="0" w:noHBand="0" w:noVBand="1" w:val="04A0"/>
-      </w:tblPr>
-      <w:tblGrid>
-        <w:gridCol w:w="4896"/>
-        <w:gridCol w:w="4896"/>
-      </w:tblGrid>
-      <w:tr>
-        <w:trPr>
-          <w:tblHeader w:val="true"/>
-        </w:trPr>
-        <w:tc>
-          <w:tcPr>
-            <w:tcW w:type="dxa" w:w="1296"/>
-            <w:shd w:val="clear" w:color="auto" w:fill="EDE7E2"/>
-          </w:tcPr>
-          <w:p>
-            <w:r/>
-            <w:r>
-              <w:rPr>
-                <w:b/>
-                <w:color w:val="1A1A1A"/>
-                <w:sz w:val="18"/>
-              </w:rPr>
-              <w:t>Status</w:t>
-            </w:r>
-          </w:p>
-        </w:tc>
-        <w:tc>
-          <w:tcPr>
-            <w:tcW w:type="dxa" w:w="8928"/>
-            <w:shd w:val="clear" w:color="auto" w:fill="EDE7E2"/>
-          </w:tcPr>
-          <w:p>
-            <w:r/>
-            <w:r>
-              <w:rPr>
-                <w:b/>
-                <w:color w:val="1A1A1A"/>
-                <w:sz w:val="18"/>
-              </w:rPr>
-              <w:t>What it means</w:t>
-            </w:r>
-          </w:p>
-        </w:tc>
-      </w:tr>
-      <w:tr>
-        <w:tc>
-          <w:tcPr>
-            <w:tcW w:type="dxa" w:w="1296"/>
-          </w:tcPr>
-          <w:p>
-            <w:pPr>
-              <w:spacing w:after="20"/>
-            </w:pPr>
-            <w:r/>
-            <w:r>
-              <w:rPr>
-                <w:b w:val="0"/>
-                <w:color w:val="1A1A1A"/>
-                <w:sz w:val="18"/>
-              </w:rPr>
-              <w:t>401</w:t>
-            </w:r>
-          </w:p>
-        </w:tc>
-        <w:tc>
-          <w:tcPr>
-            <w:tcW w:type="dxa" w:w="8928"/>
-          </w:tcPr>
-          <w:p>
-            <w:pPr>
-              <w:spacing w:after="20"/>
-            </w:pPr>
-            <w:r/>
-            <w:r>
-              <w:rPr>
-                <w:b w:val="0"/>
-                <w:color w:val="1A1A1A"/>
-                <w:sz w:val="18"/>
-              </w:rPr>
-              <w:t>Not logged in — the token is missing, wrong or expired.</w:t>
-            </w:r>
-          </w:p>
-        </w:tc>
-      </w:tr>
-      <w:tr>
-        <w:tc>
-          <w:tcPr>
-            <w:tcW w:type="dxa" w:w="1296"/>
-          </w:tcPr>
-          <w:p>
-            <w:pPr>
-              <w:spacing w:after="20"/>
-            </w:pPr>
-            <w:r/>
-            <w:r>
-              <w:rPr>
-                <w:b w:val="0"/>
-                <w:color w:val="1A1A1A"/>
-                <w:sz w:val="18"/>
-              </w:rPr>
-              <w:t>422</w:t>
-            </w:r>
-          </w:p>
-        </w:tc>
-        <w:tc>
-          <w:tcPr>
-            <w:tcW w:type="dxa" w:w="8928"/>
-          </w:tcPr>
-          <w:p>
-            <w:pPr>
-              <w:spacing w:after="20"/>
-            </w:pPr>
-            <w:r/>
-            <w:r>
-              <w:rPr>
-                <w:b w:val="0"/>
-                <w:color w:val="1A1A1A"/>
-                <w:sz w:val="18"/>
-              </w:rPr>
-              <w:t>Validation error — a field is missing or has the wrong type.</w:t>
-            </w:r>
-          </w:p>
-        </w:tc>
-      </w:tr>
-    </w:tbl>
-    <w:p>
-      <w:pPr>
-        <w:spacing w:after="0"/>
-      </w:pPr>
-    </w:p>
-    <w:p>
-      <w:pPr>
-        <w:spacing w:after="120"/>
-      </w:pPr>
-      <w:r>
-        <w:rPr>
-          <w:b w:val="0"/>
-          <w:color w:val="555555"/>
-          <w:sz w:val="19"/>
-        </w:rPr>
-        <w:t xml:space="preserve">Every error body is </w:t>
-      </w:r>
-      <w:r>
-        <w:rPr>
-          <w:rFonts w:ascii="Consolas" w:hAnsi="Consolas"/>
-          <w:color w:val="8A3B1E"/>
-          <w:sz w:val="19"/>
-        </w:rPr>
-        <w:t>{"detail": "...", "request_id": "..."}</w:t>
-      </w:r>
-      <w:r>
-        <w:rPr>
-          <w:b w:val="0"/>
-          <w:color w:val="555555"/>
-          <w:sz w:val="19"/>
-        </w:rPr>
-        <w:t xml:space="preserve">. Quote the </w:t>
-      </w:r>
-      <w:r>
-        <w:rPr>
-          <w:rFonts w:ascii="Consolas" w:hAnsi="Consolas"/>
-          <w:color w:val="8A3B1E"/>
-          <w:sz w:val="19"/>
-        </w:rPr>
-        <w:t>request_id</w:t>
-      </w:r>
-      <w:r>
-        <w:rPr>
-          <w:b w:val="0"/>
-          <w:color w:val="555555"/>
-          <w:sz w:val="19"/>
-        </w:rPr>
-        <w:t xml:space="preserve"> when you report a problem.</w:t>
-      </w:r>
-    </w:p>
-    <w:p>
-      <w:pPr>
-        <w:pStyle w:val="Heading4"/>
-        <w:spacing w:before="160"/>
-      </w:pPr>
-      <w:r>
-        <w:t>Try it with cURL</w:t>
-      </w:r>
-    </w:p>
-    <w:tbl>
-      <w:tblPr>
-        <w:tblStyle w:val="TableGrid"/>
-        <w:tblW w:type="auto" w:w="0"/>
-        <w:tblLook w:firstColumn="1" w:firstRow="1" w:lastColumn="0" w:lastRow="0" w:noHBand="0" w:noVBand="1" w:val="04A0"/>
-      </w:tblPr>
-      <w:tblGrid>
-        <w:gridCol w:w="9792"/>
-      </w:tblGrid>
-      <w:tr>
-        <w:tc>
-          <w:tcPr>
-            <w:tcW w:type="dxa" w:w="9792"/>
-            <w:shd w:val="clear" w:color="auto" w:fill="F4F4F4"/>
-          </w:tcPr>
-          <w:p>
-            <w:pPr>
-              <w:spacing w:after="0" w:line="240" w:lineRule="auto"/>
-            </w:pPr>
-            <w:r/>
-            <w:r>
-              <w:rPr>
-                <w:rFonts w:ascii="Consolas" w:hAnsi="Consolas"/>
-                <w:sz w:val="17"/>
-              </w:rPr>
-              <w:t>curl -X POST "http://127.0.0.1:8000/api/v1/chat/stream" \</w:t>
-            </w:r>
-          </w:p>
-          <w:p>
-            <w:pPr>
-              <w:spacing w:after="0" w:line="240" w:lineRule="auto"/>
-            </w:pPr>
-            <w:r>
-              <w:rPr>
-                <w:rFonts w:ascii="Consolas" w:hAnsi="Consolas"/>
-                <w:sz w:val="17"/>
-              </w:rPr>
-              <w:t xml:space="preserve">  -H "Authorization: Bearer $TOKEN" \</w:t>
-            </w:r>
-          </w:p>
-          <w:p>
-            <w:pPr>
-              <w:spacing w:after="0" w:line="240" w:lineRule="auto"/>
-            </w:pPr>
-            <w:r>
-              <w:rPr>
-                <w:rFonts w:ascii="Consolas" w:hAnsi="Consolas"/>
-                <w:sz w:val="17"/>
-              </w:rPr>
-              <w:t xml:space="preserve">  -H "Content-Type: application/json" \</w:t>
-            </w:r>
-          </w:p>
-          <w:p>
-            <w:pPr>
-              <w:spacing w:after="0" w:line="240" w:lineRule="auto"/>
-            </w:pPr>
-            <w:r>
-              <w:rPr>
-                <w:rFonts w:ascii="Consolas" w:hAnsi="Consolas"/>
-                <w:sz w:val="17"/>
-              </w:rPr>
-              <w:t xml:space="preserve">  -d '{</w:t>
-            </w:r>
-          </w:p>
-          <w:p>
-            <w:pPr>
-              <w:spacing w:after="0" w:line="240" w:lineRule="auto"/>
-            </w:pPr>
-            <w:r>
-              <w:rPr>
-                <w:rFonts w:ascii="Consolas" w:hAnsi="Consolas"/>
-                <w:sz w:val="17"/>
-              </w:rPr>
-              <w:t xml:space="preserve">  "question": "string",</w:t>
-            </w:r>
-          </w:p>
-          <w:p>
-            <w:pPr>
-              <w:spacing w:after="0" w:line="240" w:lineRule="auto"/>
-            </w:pPr>
-            <w:r>
-              <w:rPr>
-                <w:rFonts w:ascii="Consolas" w:hAnsi="Consolas"/>
-                <w:sz w:val="17"/>
-              </w:rPr>
-              <w:t xml:space="preserve">  "use_llm": false</w:t>
-            </w:r>
-          </w:p>
-          <w:p>
-            <w:pPr>
-              <w:spacing w:after="0" w:line="240" w:lineRule="auto"/>
-            </w:pPr>
-            <w:r>
-              <w:rPr>
-                <w:rFonts w:ascii="Consolas" w:hAnsi="Consolas"/>
-                <w:sz w:val="17"/>
-              </w:rPr>
-              <w:t>}'</w:t>
-            </w:r>
-          </w:p>
-        </w:tc>
-      </w:tr>
-    </w:tbl>
-    <w:p>
-      <w:pPr>
-        <w:spacing w:after="0"/>
-      </w:pPr>
-    </w:p>
-    <w:p>
-      <w:pPr>
-        <w:spacing w:after="40"/>
-        <w:pBdr>
-          <w:bottom w:val="single" w:sz="6" w:color="CCCCCC"/>
-        </w:pBdr>
-      </w:pPr>
-    </w:p>
     <w:sectPr>
       <w:footerReference w:type="default" r:id="rId9"/>
       <w:pgSz w:w="12240" w:h="15840"/>
@@ -6741,7 +3785,7 @@
         <w:color w:val="555555"/>
         <w:sz w:val="16"/>
       </w:rPr>
-      <w:t>KairoX ERP · System, Health &amp; Chatbot · API Reference · generated 2026-09-23</w:t>
+      <w:t>KairoX ERP · System &amp; Health · API Reference · generated 2026-09-29</w:t>
     </w:r>
   </w:p>
 </w:ftr>
